--- a/daily-reports/2026-09-13/report.docx
+++ b/daily-reports/2026-09-13/report.docx
@@ -28,28 +28,28 @@
         <w:pStyle w:val="Heading2"/>
       </w:pPr>
       <w:r>
-        <w:t>1. sdli1995/dlssg_for_sm86  ⭐ 2,230</w:t>
+        <w:t>1. sdli1995/dlssg_for_sm86  ⭐ 2,241</w:t>
       </w:r>
     </w:p>
     <w:p>
       <w:r>
-        <w:t>语言：未知 ｜ Stars：2,230 ｜ Forks：133</w:t>
+        <w:t>语言：未知 ｜ Stars：2,241 ｜ Forks：134</w:t>
         <w:br/>
       </w:r>
       <w:r>
-        <w:t>这是什么：这是一个为 RTX 30 系列显卡（使用 SM86 架构）提供的 DLSS 帧生成功能补丁或工具。DLSS 是英伟达的一项技术，能让游戏画面更流畅；帧生成则是通过 AI 生成额外画面来提升帧率。</w:t>
+        <w:t>这是什么：这是一个为 RTX 30 系列显卡（使用 SM86 架构）提供 DLSS 帧生成功能的项目。DLSS 是一种利用 AI 提升游戏画质和流畅度的技术，而帧生成可以额外生成画面帧，让游戏更顺滑。</w:t>
         <w:br/>
       </w:r>
       <w:r>
-        <w:t>能用来做什么：如果你有一块 RTX 30 系列显卡，想在一些支持 DLSS 的游戏中开启帧生成来获得更流畅的体验，可以尝试使用这个项目。</w:t>
+        <w:t>能用来做什么：适合拥有 RTX 30 系显卡的玩家，在支持的游戏里开启帧生成，获得更高的帧率，让游戏画面更流畅。</w:t>
         <w:br/>
       </w:r>
       <w:r>
-        <w:t>适用领域：游戏优化、显卡驱动修改、AI 图形技术</w:t>
+        <w:t>适用领域：游戏开发、显卡优化、AI 图形渲染</w:t>
         <w:br/>
       </w:r>
       <w:r>
-        <w:t>对新手有什么帮助：适合对显卡技术感兴趣、喜欢折腾硬件的玩家，能让你了解如何通过软件修改来解锁显卡的隐藏功能。</w:t>
+        <w:t>对新手有什么帮助：如果你喜欢玩游戏，这个项目可以帮你提升游戏体验；如果你对 AI 图形技术感兴趣，也可以了解 DLSS 的实现原理。</w:t>
         <w:br/>
       </w:r>
       <w:r>
@@ -61,20 +61,20 @@
         <w:pStyle w:val="Heading2"/>
       </w:pPr>
       <w:r>
-        <w:t>2. openai/NavierStokesAndEuler  ⭐ 1,835</w:t>
+        <w:t>2. openai/NavierStokesAndEuler  ⭐ 1,837</w:t>
       </w:r>
     </w:p>
     <w:p>
       <w:r>
-        <w:t>语言：Lean ｜ Stars：1,835 ｜ Forks：182</w:t>
+        <w:t>语言：Lean ｜ Stars：1,837 ｜ Forks：182</w:t>
         <w:br/>
       </w:r>
       <w:r>
-        <w:t>这是什么：这个项目包含了用 Lean 语言编写的数学证明证书，涉及纳维-斯托克斯方程和欧拉方程。这些方程是描述流体运动的核心数学工具，而 Lean 是一种用于验证数学证明的编程语言。</w:t>
+        <w:t>这是什么：这个项目提供了用 Lean 证明助手编写的数学证明，涉及纳维-斯托克斯方程和欧拉方程。这些方程是描述流体运动的核心数学工具，证明它们的一些性质是数学界的重要难题。</w:t>
         <w:br/>
       </w:r>
       <w:r>
-        <w:t>能用来做什么：数学研究者可以用它来验证或参考这些复杂方程的证明过程，也可以作为学习形式化数学证明的案例。</w:t>
+        <w:t>能用来做什么：适合数学研究者或对形式化证明感兴趣的人，用来验证或学习这些流体方程的相关定理。</w:t>
         <w:br/>
       </w:r>
       <w:r>
@@ -82,7 +82,7 @@
         <w:br/>
       </w:r>
       <w:r>
-        <w:t>对新手有什么帮助：对数学和编程交叉领域感兴趣的新手，可以通过这个项目了解如何用计算机验证数学定理，但需要一定的数学和编程基础。</w:t>
+        <w:t>对新手有什么帮助：如果你对高等数学或物理感兴趣，可以通过这个项目了解如何用计算机辅助证明数学定理，但需要一定的数学基础。</w:t>
         <w:br/>
       </w:r>
       <w:r>
@@ -94,28 +94,28 @@
         <w:pStyle w:val="Heading2"/>
       </w:pPr>
       <w:r>
-        <w:t>3. EverettFish/holo-card-studio  ⭐ 1,475</w:t>
+        <w:t>3. EverettFish/holo-card-studio  ⭐ 1,477</w:t>
       </w:r>
     </w:p>
     <w:p>
       <w:r>
-        <w:t>语言：Python ｜ Stars：1,475 ｜ Forks：209</w:t>
+        <w:t>语言：Python ｜ Stars：1,477 ｜ Forks：209</w:t>
         <w:br/>
       </w:r>
       <w:r>
-        <w:t>这是什么：这个项目能把你的文字描述或上传的参考图，变成一个可编辑的 Blender 卡片模型和一个互动的 Three.js 网页。它专注于保留你指定的主题、风格、字体和用途，只生成代码和文本，不直接生成图片。</w:t>
+        <w:t>这是什么：这个项目能把你的文字描述或上传的参考图，变成一个可编辑的 Blender 3D 卡片模型，以及一个交互式的 Three.js 网页。它只包含代码和文字，生成的图像会保存在你的输出项目中。</w:t>
         <w:br/>
       </w:r>
       <w:r>
-        <w:t>能用来做什么：你可以用它快速制作个性化的 3D 卡片，比如生日贺卡、产品展示卡，并生成一个可以在网页上旋转查看的互动版本。</w:t>
+        <w:t>能用来做什么：你可以用它快速制作个性化的 3D 卡片，比如生日贺卡、宣传卡片，并生成网页版进行展示或分享。</w:t>
         <w:br/>
       </w:r>
       <w:r>
-        <w:t>适用领域：3D 设计、网页开发、创意编程</w:t>
+        <w:t>适用领域：3D 设计、网页开发、创意工具</w:t>
         <w:br/>
       </w:r>
       <w:r>
-        <w:t>对新手有什么帮助：适合想学习 3D 建模和网页互动效果的新手，能帮你把想法变成可编辑的 3D 作品，并了解 Blender 和 Three.js 的基本用法。</w:t>
+        <w:t>对新手有什么帮助：即使你不会 3D 建模，也能通过描述生成可编辑的卡片模型，适合想尝试 3D 设计和网页交互的新手。</w:t>
         <w:br/>
       </w:r>
       <w:r>
@@ -127,28 +127,28 @@
         <w:pStyle w:val="Heading2"/>
       </w:pPr>
       <w:r>
-        <w:t>4. Edge0-AI/Edge0  ⭐ 1,465</w:t>
+        <w:t>4. Edge0-AI/Edge0  ⭐ 1,474</w:t>
       </w:r>
     </w:p>
     <w:p>
       <w:r>
-        <w:t>语言：Python ｜ Stars：1,465 ｜ Forks：118</w:t>
+        <w:t>语言：Python ｜ Stars：1,474 ｜ Forks：119</w:t>
         <w:br/>
       </w:r>
       <w:r>
-        <w:t>这是什么：由于项目描述为空，无法准确介绍。从名称和语言推测，这可能是一个与边缘计算或 AI 相关的 Python 项目。</w:t>
+        <w:t>这是什么：这个项目目前没有提供描述，但从名称和语言来看，可能是一个与边缘 AI 相关的 Python 项目。边缘 AI 指的是在本地设备上运行人工智能，而不是依赖云端。</w:t>
         <w:br/>
       </w:r>
       <w:r>
-        <w:t>能用来做什么：由于信息不足，无法确定具体用途。</w:t>
+        <w:t>能用来做什么：可能用于在本地设备上部署和运行 AI 模型，适合需要低延迟、隐私保护的场景。</w:t>
         <w:br/>
       </w:r>
       <w:r>
-        <w:t>适用领域：未知</w:t>
+        <w:t>适用领域：边缘计算、人工智能、物联网</w:t>
         <w:br/>
       </w:r>
       <w:r>
-        <w:t>对新手有什么帮助：由于信息不足，无法评估对新手读者的帮助。</w:t>
+        <w:t>对新手有什么帮助：如果你对在本地设备上运行 AI 感兴趣，可以关注这个项目，但需要进一步了解其具体功能。</w:t>
         <w:br/>
       </w:r>
       <w:r>
@@ -160,28 +160,28 @@
         <w:pStyle w:val="Heading2"/>
       </w:pPr>
       <w:r>
-        <w:t>5. Vincentwei1021/anything2explainer  ⭐ 1,107</w:t>
+        <w:t>5. Vincentwei1021/anything2explainer  ⭐ 1,110</w:t>
       </w:r>
     </w:p>
     <w:p>
       <w:r>
-        <w:t>语言：TypeScript ｜ Stars：1,107 ｜ Forks：194</w:t>
+        <w:t>语言：TypeScript ｜ Stars：1,110 ｜ Forks：194</w:t>
         <w:br/>
       </w:r>
       <w:r>
-        <w:t>这是什么：这是一个能把任何主题变成带旁白解说视频的工具。它使用 Claude Code 或 Codex 技能，生成黑底动态图形风格的解说视频，包含语音旁白、字幕和章节进度条，支持中英文，每一帧都用代码通过 Remotion 绘制。</w:t>
+        <w:t>这是什么：这是一个能把任何主题变成带旁白的解释视频的工具。它使用 Remotion 用代码绘制每一帧，并加入语音合成、字幕和章节进度条，支持中文和英文。</w:t>
         <w:br/>
       </w:r>
       <w:r>
-        <w:t>能用来做什么：你可以输入一个主题，比如“什么是黑洞”，它就会自动生成一个完整的解说视频，适合制作教育内容或科普视频。</w:t>
+        <w:t>能用来做什么：你可以输入一个主题，快速生成一个黑底动态图形的解释视频，适合制作教学视频、产品介绍或科普内容。</w:t>
         <w:br/>
       </w:r>
       <w:r>
-        <w:t>适用领域：视频制作、教育科技、内容创作</w:t>
+        <w:t>适用领域：视频制作、教育、内容创作</w:t>
         <w:br/>
       </w:r>
       <w:r>
-        <w:t>对新手有什么帮助：适合想快速制作解说视频但不会视频剪辑的新手，能帮你把知识主题自动变成视频，同时了解代码生成视频的流程。</w:t>
+        <w:t>对新手有什么帮助：如果你需要制作解释性视频但不会剪辑，这个工具可以帮你自动生成，节省时间和精力。</w:t>
         <w:br/>
       </w:r>
       <w:r>
@@ -212,7 +212,7 @@
         <w:t>Real-SWE: Benchmarking AI models on private, real-world, enterprise codebases</w:t>
       </w:r>
       <w:r>
-        <w:t>（👍 185）</w:t>
+        <w:t>（👍 199）</w:t>
       </w:r>
       <w:r>
         <w:br/>
@@ -220,7 +220,7 @@
       </w:r>
       <w:r>
         <w:br/>
-        <w:t>摘要：Real-SWE 是一个新基准，用于在私有、真实的企业代码库上评估 AI 模型，弥补了现有基准多基于公开数据、难以反映企业实际开发场景的不足。</w:t>
+        <w:t>摘要：Real-SWE 是一个针对私有、真实企业代码库的 AI 模型基准测试，旨在评估模型在现实软件开发任务中的表现。它值得关注，因为现有基准多基于公开代码，而企业代码的复杂性和隐私性更贴近实际应用。</w:t>
       </w:r>
     </w:p>
     <w:p>
@@ -239,7 +239,7 @@
       </w:r>
       <w:r>
         <w:br/>
-        <w:t>摘要：文章认为当前的大语言模型（LLM）是真实可用的技术，但‘人工智能’作为一个宏大概念被过度炒作，呼吁区分具体进展与模糊宣传。</w:t>
+        <w:t>摘要：文章认为大型语言模型（LLM）是真实有效的技术，但当前对“AI”的炒作和泛化概念是虚假的。这提醒人们区分具体技术进步与过度宣传，理性看待 AI 能力。</w:t>
       </w:r>
     </w:p>
     <w:p>
@@ -263,7 +263,7 @@
       </w:r>
       <w:r>
         <w:br/>
-        <w:t>摘要：太初元碁的超智融合计算系统入选‘算力中国·年度卓越成就’，展示了国产计算系统在算力领域的创新与认可。</w:t>
+        <w:t>摘要：太初元碁的超智融合计算系统入选“算力中国·年度卓越成就”，展示了其在 AI 算力领域的创新。这反映了中国在高性能计算和 AI 基础设施方面的进展，可能推动国产算力生态发展。</w:t>
       </w:r>
     </w:p>
     <w:p>
@@ -287,7 +287,7 @@
       </w:r>
       <w:r>
         <w:br/>
-        <w:t>摘要：英伟达开源了 Harness 工具，允许 AI 自我改进和优化 AI 模型，推动了自动化机器学习的发展。</w:t>
+        <w:t>摘要：英伟达开源了 Harness 工具，允许 AI 自我改进和优化 AI 模型，实现“AI 爆改 AI”。这值得关注，因为它可能加速 AI 自动化研发，降低人工干预，推动 AI 自我进化。</w:t>
       </w:r>
     </w:p>
     <w:sectPr>
